--- a/data/word/Advertisement Guest Faculty KGP 2025.docx
+++ b/data/word/Advertisement Guest Faculty KGP 2025.docx
@@ -390,7 +390,6 @@
         </w:rPr>
         <w:t>750 per lecture subject to the condition that monthly remuneration shall not exceed Rs. 20000/</w:t>
       </w:r>
-      <w:proofErr w:type="gramStart"/>
       <w:r>
         <w:rPr>
           <w:rFonts w:ascii="Tahoma" w:hAnsi="Tahoma" w:cs="Tahoma"/>
@@ -412,7 +411,6 @@
         </w:rPr>
         <w:t>The</w:t>
       </w:r>
-      <w:proofErr w:type="gramEnd"/>
       <w:r>
         <w:rPr>
           <w:rFonts w:ascii="Tahoma" w:hAnsi="Tahoma" w:cs="Tahoma"/>
@@ -867,6 +865,7 @@
         <w:rPr>
           <w:rStyle w:val="Hyperlink"/>
           <w:rFonts w:eastAsia="SimSun" w:cs="Calibri"/>
+          <w:noProof/>
           <w:u w:val="none"/>
           <w:lang w:val="en-US" w:eastAsia="zh-CN" w:bidi="ar"/>
         </w:rPr>
@@ -1131,7 +1130,6 @@
                 <w:color w:val="000000"/>
               </w:rPr>
             </w:pPr>
-            <w:proofErr w:type="gramStart"/>
             <w:r>
               <w:rPr>
                 <w:rFonts w:ascii="Tahoma" w:hAnsi="Tahoma" w:cs="Tahoma"/>
@@ -1142,7 +1140,6 @@
               </w:rPr>
               <w:t>S.No</w:t>
             </w:r>
-            <w:proofErr w:type="gramEnd"/>
           </w:p>
         </w:tc>
         <w:tc>
@@ -1238,7 +1235,6 @@
         <w:tc>
           <w:tcPr>
             <w:tcW w:w="946" w:type="dxa"/>
-            <w:shd w:val="clear" w:color="auto" w:fill="auto"/>
             <w:noWrap/>
             <w:hideMark/>
           </w:tcPr>
@@ -1263,7 +1259,6 @@
         <w:tc>
           <w:tcPr>
             <w:tcW w:w="3668" w:type="dxa"/>
-            <w:shd w:val="clear" w:color="auto" w:fill="auto"/>
             <w:hideMark/>
           </w:tcPr>
           <w:p>
@@ -1313,7 +1308,6 @@
         <w:tc>
           <w:tcPr>
             <w:tcW w:w="4315" w:type="dxa"/>
-            <w:shd w:val="clear" w:color="auto" w:fill="auto"/>
             <w:hideMark/>
           </w:tcPr>
           <w:p>
@@ -1797,21 +1791,12 @@
           <w:bCs/>
         </w:rPr>
       </w:pPr>
-      <w:proofErr w:type="gramStart"/>
-      <w:r>
-        <w:rPr>
-          <w:rFonts w:ascii="Tahoma" w:hAnsi="Tahoma" w:cs="Tahoma"/>
-          <w:bCs/>
-        </w:rPr>
-        <w:t>No:KGP</w:t>
-      </w:r>
-      <w:proofErr w:type="gramEnd"/>
-      <w:r>
-        <w:rPr>
-          <w:rFonts w:ascii="Tahoma" w:hAnsi="Tahoma" w:cs="Tahoma"/>
-          <w:bCs/>
-        </w:rPr>
-        <w:t>/Estt/2024</w:t>
+      <w:r>
+        <w:rPr>
+          <w:rFonts w:ascii="Tahoma" w:hAnsi="Tahoma" w:cs="Tahoma"/>
+          <w:bCs/>
+        </w:rPr>
+        <w:t>No:KGP/Estt/2024</w:t>
       </w:r>
       <w:r>
         <w:rPr>
@@ -2401,7 +2386,6 @@
       </w:pPr>
     </w:p>
     <w:sectPr>
-      <w:headerReference w:type="default" r:id="rId9"/>
       <w:pgSz w:w="11906" w:h="16838"/>
       <w:pgMar w:top="353" w:right="566" w:bottom="8" w:left="1440" w:header="180" w:footer="720" w:gutter="0"/>
       <w:cols w:space="720"/>
@@ -2447,290 +2431,6 @@
     </w:p>
   </w:footnote>
 </w:footnotes>
-</file>
-
-<file path=word/header1.xml><?xml version="1.0" encoding="utf-8"?>
-<w:hdr xmlns:wpc="http://schemas.microsoft.com/office/word/2010/wordprocessingCanvas" xmlns:cx="http://schemas.microsoft.com/office/drawing/2014/chartex" xmlns:cx1="http://schemas.microsoft.com/office/drawing/2015/9/8/chartex" xmlns:cx2="http://schemas.microsoft.com/office/drawing/2015/10/21/chartex" xmlns:cx3="http://schemas.microsoft.com/office/drawing/2016/5/9/chartex" xmlns:cx4="http://schemas.microsoft.com/office/drawing/2016/5/10/chartex" xmlns:cx5="http://schemas.microsoft.com/office/drawing/2016/5/11/chartex" xmlns:cx6="http://schemas.microsoft.com/office/drawing/2016/5/12/chartex" xmlns:cx7="http://schemas.microsoft.com/office/drawing/2016/5/13/chartex" xmlns:cx8="http://schemas.microsoft.com/office/drawing/2016/5/14/chartex" xmlns:mc="http://schemas.openxmlformats.org/markup-compatibility/2006" xmlns:aink="http://schemas.microsoft.com/office/drawing/2016/ink" xmlns:am3d="http://schemas.microsoft.com/office/drawing/2017/model3d" xmlns:o="urn:schemas-microsoft-com:office:office" xmlns:oel="http://schemas.microsoft.com/office/2019/extlst" xmlns:r="http://schemas.openxmlformats.org/officeDocument/2006/relationships" xmlns:m="http://schemas.openxmlformats.org/officeDocument/2006/math" xmlns:v="urn:schemas-microsoft-com:vml" xmlns:wp14="http://schemas.microsoft.com/office/word/2010/wordprocessingDrawing" xmlns:wp="http://schemas.openxmlformats.org/drawingml/2006/wordprocessingDrawing" xmlns:w10="urn:schemas-microsoft-com:office:word" xmlns:w="http://schemas.openxmlformats.org/wordprocessingml/2006/main" xmlns:w14="http://schemas.microsoft.com/office/word/2010/wordml" xmlns:w15="http://schemas.microsoft.com/office/word/2012/wordml" xmlns:w16cex="http://schemas.microsoft.com/office/word/2018/wordml/cex" xmlns:w16cid="http://schemas.microsoft.com/office/word/2016/wordml/cid" xmlns:w16="http://schemas.microsoft.com/office/word/2018/wordml" xmlns:w16du="http://schemas.microsoft.com/office/word/2023/wordml/word16du" xmlns:w16sdtdh="http://schemas.microsoft.com/office/word/2020/wordml/sdtdatahash" xmlns:w16sdtfl="http://schemas.microsoft.com/office/word/2024/wordml/sdtformatlock" xmlns:w16se="http://schemas.microsoft.com/office/word/2015/wordml/symex" xmlns:wpg="http://schemas.microsoft.com/office/word/2010/wordprocessingGroup" xmlns:wpi="http://schemas.microsoft.com/office/word/2010/wordprocessingInk" xmlns:wne="http://schemas.microsoft.com/office/word/2006/wordml" xmlns:wps="http://schemas.microsoft.com/office/word/2010/wordprocessingShape" mc:Ignorable="w14 w15 w16se w16cid w16 w16cex w16sdtdh w16sdtfl w16du wp14">
-  <w:p>
-    <w:pPr>
-      <w:jc w:val="right"/>
-      <w:rPr>
-        <w:rFonts w:ascii="Century Gothic" w:eastAsia="Calibri" w:hAnsi="Century Gothic"/>
-        <w:sz w:val="16"/>
-        <w:szCs w:val="16"/>
-      </w:rPr>
-    </w:pPr>
-    <w:r>
-      <w:rPr>
-        <w:rFonts w:ascii="Times New Roman" w:hAnsi="Times New Roman"/>
-        <w:noProof/>
-      </w:rPr>
-      <w:drawing>
-        <wp:anchor distT="0" distB="0" distL="114300" distR="114300" simplePos="0" relativeHeight="251660288" behindDoc="1" locked="0" layoutInCell="1" allowOverlap="1" wp14:anchorId="044BCA71" wp14:editId="7007B31C">
-          <wp:simplePos x="0" y="0"/>
-          <wp:positionH relativeFrom="column">
-            <wp:posOffset>-117475</wp:posOffset>
-          </wp:positionH>
-          <wp:positionV relativeFrom="page">
-            <wp:posOffset>245745</wp:posOffset>
-          </wp:positionV>
-          <wp:extent cx="609600" cy="590550"/>
-          <wp:effectExtent l="0" t="0" r="0" b="0"/>
-          <wp:wrapTight wrapText="bothSides">
-            <wp:wrapPolygon edited="0">
-              <wp:start x="0" y="0"/>
-              <wp:lineTo x="0" y="20903"/>
-              <wp:lineTo x="20925" y="20903"/>
-              <wp:lineTo x="20925" y="0"/>
-              <wp:lineTo x="0" y="0"/>
-            </wp:wrapPolygon>
-          </wp:wrapTight>
-          <wp:docPr id="7" name="Picture 7"/>
-          <wp:cNvGraphicFramePr>
-            <a:graphicFrameLocks xmlns:a="http://schemas.openxmlformats.org/drawingml/2006/main" noChangeAspect="1"/>
-          </wp:cNvGraphicFramePr>
-          <a:graphic xmlns:a="http://schemas.openxmlformats.org/drawingml/2006/main">
-            <a:graphicData uri="http://schemas.openxmlformats.org/drawingml/2006/picture">
-              <pic:pic xmlns:pic="http://schemas.openxmlformats.org/drawingml/2006/picture">
-                <pic:nvPicPr>
-                  <pic:cNvPr id="1" name="Picture 1"/>
-                  <pic:cNvPicPr>
-                    <a:picLocks noChangeAspect="1" noChangeArrowheads="1"/>
-                  </pic:cNvPicPr>
-                </pic:nvPicPr>
-                <pic:blipFill>
-                  <a:blip r:embed="rId1">
-                    <a:extLst>
-                      <a:ext uri="{28A0092B-C50C-407E-A947-70E740481C1C}">
-                        <a14:useLocalDpi xmlns:a14="http://schemas.microsoft.com/office/drawing/2010/main" val="0"/>
-                      </a:ext>
-                    </a:extLst>
-                  </a:blip>
-                  <a:srcRect/>
-                  <a:stretch>
-                    <a:fillRect/>
-                  </a:stretch>
-                </pic:blipFill>
-                <pic:spPr>
-                  <a:xfrm>
-                    <a:off x="0" y="0"/>
-                    <a:ext cx="609600" cy="590550"/>
-                  </a:xfrm>
-                  <a:prstGeom prst="rect">
-                    <a:avLst/>
-                  </a:prstGeom>
-                  <a:noFill/>
-                  <a:ln>
-                    <a:noFill/>
-                  </a:ln>
-                </pic:spPr>
-              </pic:pic>
-            </a:graphicData>
-          </a:graphic>
-        </wp:anchor>
-      </w:drawing>
-    </w:r>
-    <w:r>
-      <w:rPr>
-        <w:rFonts w:ascii="Century Gothic" w:eastAsia="Calibri" w:hAnsi="Century Gothic"/>
-        <w:sz w:val="16"/>
-        <w:szCs w:val="16"/>
-      </w:rPr>
-      <w:t xml:space="preserve">          </w:t>
-    </w:r>
-    <w:r>
-      <w:rPr>
-        <w:rFonts w:ascii="Century Gothic" w:eastAsia="Calibri" w:hAnsi="Century Gothic"/>
-        <w:sz w:val="16"/>
-        <w:szCs w:val="16"/>
-      </w:rPr>
-      <w:t xml:space="preserve">Contact </w:t>
-    </w:r>
-    <w:r>
-      <w:rPr>
-        <w:rFonts w:ascii="Century Gothic" w:eastAsia="Calibri" w:hAnsi="Century Gothic"/>
-        <w:sz w:val="16"/>
-        <w:szCs w:val="16"/>
-      </w:rPr>
-      <w:t xml:space="preserve">No: </w:t>
-    </w:r>
-    <w:r>
-      <w:rPr>
-        <w:rFonts w:ascii="Century Gothic" w:eastAsia="Calibri" w:hAnsi="Century Gothic"/>
-        <w:sz w:val="16"/>
-        <w:szCs w:val="16"/>
-      </w:rPr>
-      <w:t>9419002409</w:t>
-    </w:r>
-    <w:r>
-      <w:rPr>
-        <w:rFonts w:ascii="Century Gothic" w:eastAsia="Calibri" w:hAnsi="Century Gothic"/>
-        <w:sz w:val="16"/>
-        <w:szCs w:val="16"/>
-      </w:rPr>
-      <w:t>/9906457756</w:t>
-    </w:r>
-    <w:r>
-      <w:rPr>
-        <w:rFonts w:ascii="Century Gothic" w:eastAsia="Calibri" w:hAnsi="Century Gothic"/>
-        <w:sz w:val="16"/>
-        <w:szCs w:val="16"/>
-      </w:rPr>
-      <w:t xml:space="preserve">                   </w:t>
-    </w:r>
-  </w:p>
-  <w:p>
-    <w:pPr>
-      <w:jc w:val="center"/>
-      <w:rPr>
-        <w:rFonts w:ascii="Century Gothic" w:eastAsia="Calibri" w:hAnsi="Century Gothic"/>
-        <w:color w:val="FFFFFF"/>
-        <w:sz w:val="16"/>
-        <w:szCs w:val="16"/>
-      </w:rPr>
-    </w:pPr>
-    <w:r>
-      <w:rPr>
-        <w:rFonts w:ascii="Century Gothic" w:eastAsia="Calibri" w:hAnsi="Century Gothic"/>
-        <w:sz w:val="16"/>
-        <w:szCs w:val="16"/>
-      </w:rPr>
-      <w:t xml:space="preserve">                                                            </w:t>
-    </w:r>
-    <w:r>
-      <w:rPr>
-        <w:rFonts w:ascii="Century Gothic" w:eastAsia="Calibri" w:hAnsi="Century Gothic"/>
-        <w:sz w:val="16"/>
-        <w:szCs w:val="16"/>
-      </w:rPr>
-      <w:t>Fax</w:t>
-    </w:r>
-    <w:proofErr w:type="gramStart"/>
-    <w:r>
-      <w:rPr>
-        <w:rFonts w:ascii="Century Gothic" w:eastAsia="Calibri" w:hAnsi="Century Gothic"/>
-        <w:sz w:val="16"/>
-        <w:szCs w:val="16"/>
-      </w:rPr>
-      <w:t>: :</w:t>
-    </w:r>
-    <w:proofErr w:type="gramEnd"/>
-    <w:r>
-      <w:rPr>
-        <w:rFonts w:ascii="Century Gothic" w:eastAsia="Calibri" w:hAnsi="Century Gothic"/>
-        <w:sz w:val="16"/>
-        <w:szCs w:val="16"/>
-      </w:rPr>
-      <w:t xml:space="preserve"> 0194-2310144</w:t>
-    </w:r>
-  </w:p>
-  <w:p>
-    <w:pPr>
-      <w:ind w:left="720"/>
-      <w:contextualSpacing/>
-      <w:rPr>
-        <w:rFonts w:ascii="Century Gothic" w:eastAsia="Calibri" w:hAnsi="Century Gothic"/>
-        <w:b/>
-        <w:bCs/>
-      </w:rPr>
-    </w:pPr>
-    <w:r>
-      <w:rPr>
-        <w:rFonts w:ascii="Century Gothic" w:eastAsia="Calibri" w:hAnsi="Century Gothic"/>
-        <w:b/>
-        <w:bCs/>
-      </w:rPr>
-      <w:t xml:space="preserve">                     </w:t>
-    </w:r>
-    <w:r>
-      <w:rPr>
-        <w:rFonts w:ascii="Century Gothic" w:eastAsia="Calibri" w:hAnsi="Century Gothic"/>
-        <w:b/>
-        <w:bCs/>
-      </w:rPr>
-      <w:t>OFFICE OF THE PRINCIPAL,</w:t>
-    </w:r>
-  </w:p>
-  <w:p>
-    <w:pPr>
-      <w:ind w:left="720"/>
-      <w:contextualSpacing/>
-      <w:rPr>
-        <w:rFonts w:ascii="Century Gothic" w:eastAsia="Calibri" w:hAnsi="Century Gothic"/>
-        <w:b/>
-        <w:bCs/>
-      </w:rPr>
-    </w:pPr>
-    <w:r>
-      <w:rPr>
-        <w:rFonts w:ascii="Century Gothic" w:eastAsia="Calibri" w:hAnsi="Century Gothic"/>
-        <w:b/>
-        <w:bCs/>
-      </w:rPr>
-      <w:t xml:space="preserve">      </w:t>
-    </w:r>
-    <w:proofErr w:type="gramStart"/>
-    <w:r>
-      <w:rPr>
-        <w:rFonts w:ascii="Century Gothic" w:eastAsia="Calibri" w:hAnsi="Century Gothic"/>
-        <w:b/>
-        <w:bCs/>
-      </w:rPr>
-      <w:t>KASHMIR  GOVT.</w:t>
-    </w:r>
-    <w:proofErr w:type="gramEnd"/>
-    <w:r>
-      <w:rPr>
-        <w:rFonts w:ascii="Century Gothic" w:eastAsia="Calibri" w:hAnsi="Century Gothic"/>
-        <w:b/>
-        <w:bCs/>
-      </w:rPr>
-      <w:t xml:space="preserve"> POLYTECHNIC , COLLEGE GOGJI BAGH SRINAGAR.</w:t>
-    </w:r>
-  </w:p>
-  <w:p>
-    <w:pPr>
-      <w:contextualSpacing/>
-      <w:jc w:val="center"/>
-      <w:rPr>
-        <w:sz w:val="20"/>
-        <w:szCs w:val="20"/>
-      </w:rPr>
-    </w:pPr>
-    <w:hyperlink r:id="rId2" w:history="1">
-      <w:r>
-        <w:rPr>
-          <w:rStyle w:val="Hyperlink"/>
-          <w:sz w:val="20"/>
-          <w:szCs w:val="20"/>
-        </w:rPr>
-        <w:t>https://www.kgpsrinagar.edu.in.</w:t>
-      </w:r>
-    </w:hyperlink>
-    <w:r>
-      <w:rPr>
-        <w:sz w:val="20"/>
-        <w:szCs w:val="20"/>
-      </w:rPr>
-      <w:t xml:space="preserve">Email: </w:t>
-    </w:r>
-    <w:hyperlink r:id="rId3" w:history="1">
-      <w:r>
-        <w:rPr>
-          <w:rStyle w:val="Hyperlink"/>
-          <w:sz w:val="20"/>
-          <w:szCs w:val="20"/>
-        </w:rPr>
-        <w:t>kgpolysgr@rediffmail.com</w:t>
-      </w:r>
-    </w:hyperlink>
-  </w:p>
-  <w:p>
-    <w:pPr>
-      <w:pStyle w:val="Header"/>
-    </w:pPr>
-  </w:p>
-</w:hdr>
 </file>
 
 <file path=word/numbering.xml><?xml version="1.0" encoding="utf-8"?>
